--- a/游戏/计算机图形学.docx
+++ b/游戏/计算机图形学.docx
@@ -1,6 +1,6 @@
 
 <file path=word/document.xml><?xml version="1.0" encoding="utf-8"?>
-<w:document xmlns:wpc="http://schemas.microsoft.com/office/word/2010/wordprocessingCanvas" xmlns:cx="http://schemas.microsoft.com/office/drawing/2014/chartex" xmlns:cx1="http://schemas.microsoft.com/office/drawing/2015/9/8/chartex" xmlns:cx2="http://schemas.microsoft.com/office/drawing/2015/10/21/chartex" xmlns:cx3="http://schemas.microsoft.com/office/drawing/2016/5/9/chartex" xmlns:cx4="http://schemas.microsoft.com/office/drawing/2016/5/10/chartex" xmlns:cx5="http://schemas.microsoft.com/office/drawing/2016/5/11/chartex" xmlns:cx6="http://schemas.microsoft.com/office/drawing/2016/5/12/chartex" xmlns:cx7="http://schemas.microsoft.com/office/drawing/2016/5/13/chartex" xmlns:cx8="http://schemas.microsoft.com/office/drawing/2016/5/14/chartex" xmlns:mc="http://schemas.openxmlformats.org/markup-compatibility/2006" xmlns:aink="http://schemas.microsoft.com/office/drawing/2016/ink" xmlns:am3d="http://schemas.microsoft.com/office/drawing/2017/model3d" xmlns:o="urn:schemas-microsoft-com:office:office" xmlns:oel="http://schemas.microsoft.com/office/2019/extlst" xmlns:r="http://schemas.openxmlformats.org/officeDocument/2006/relationships" xmlns:m="http://schemas.openxmlformats.org/officeDocument/2006/math" xmlns:v="urn:schemas-microsoft-com:vml" xmlns:wp14="http://schemas.microsoft.com/office/word/2010/wordprocessingDrawing" xmlns:wp="http://schemas.openxmlformats.org/drawingml/2006/wordprocessingDrawing" xmlns:w10="urn:schemas-microsoft-com:office:word" xmlns:w="http://schemas.openxmlformats.org/wordprocessingml/2006/main" xmlns:w14="http://schemas.microsoft.com/office/word/2010/wordml" xmlns:w15="http://schemas.microsoft.com/office/word/2012/wordml" xmlns:w16cex="http://schemas.microsoft.com/office/word/2018/wordml/cex" xmlns:w16cid="http://schemas.microsoft.com/office/word/2016/wordml/cid" xmlns:w16="http://schemas.microsoft.com/office/word/2018/wordml" xmlns:w16du="http://schemas.microsoft.com/office/word/2023/wordml/word16du" xmlns:w16sdtdh="http://schemas.microsoft.com/office/word/2020/wordml/sdtdatahash" xmlns:w16se="http://schemas.microsoft.com/office/word/2015/wordml/symex" xmlns:wpg="http://schemas.microsoft.com/office/word/2010/wordprocessingGroup" xmlns:wpi="http://schemas.microsoft.com/office/word/2010/wordprocessingInk" xmlns:wne="http://schemas.microsoft.com/office/word/2006/wordml" xmlns:wps="http://schemas.microsoft.com/office/word/2010/wordprocessingShape" mc:Ignorable="w14 w15 w16se w16cid w16 w16cex w16sdtdh w16du wp14">
+<w:document xmlns:wpc="http://schemas.microsoft.com/office/word/2010/wordprocessingCanvas" xmlns:cx="http://schemas.microsoft.com/office/drawing/2014/chartex" xmlns:cx1="http://schemas.microsoft.com/office/drawing/2015/9/8/chartex" xmlns:cx2="http://schemas.microsoft.com/office/drawing/2015/10/21/chartex" xmlns:cx3="http://schemas.microsoft.com/office/drawing/2016/5/9/chartex" xmlns:cx4="http://schemas.microsoft.com/office/drawing/2016/5/10/chartex" xmlns:cx5="http://schemas.microsoft.com/office/drawing/2016/5/11/chartex" xmlns:cx6="http://schemas.microsoft.com/office/drawing/2016/5/12/chartex" xmlns:cx7="http://schemas.microsoft.com/office/drawing/2016/5/13/chartex" xmlns:cx8="http://schemas.microsoft.com/office/drawing/2016/5/14/chartex" xmlns:mc="http://schemas.openxmlformats.org/markup-compatibility/2006" xmlns:aink="http://schemas.microsoft.com/office/drawing/2016/ink" xmlns:am3d="http://schemas.microsoft.com/office/drawing/2017/model3d" xmlns:o="urn:schemas-microsoft-com:office:office" xmlns:oel="http://schemas.microsoft.com/office/2019/extlst" xmlns:r="http://schemas.openxmlformats.org/officeDocument/2006/relationships" xmlns:m="http://schemas.openxmlformats.org/officeDocument/2006/math" xmlns:v="urn:schemas-microsoft-com:vml" xmlns:wp14="http://schemas.microsoft.com/office/word/2010/wordprocessingDrawing" xmlns:wp="http://schemas.openxmlformats.org/drawingml/2006/wordprocessingDrawing" xmlns:w10="urn:schemas-microsoft-com:office:word" xmlns:w="http://schemas.openxmlformats.org/wordprocessingml/2006/main" xmlns:w14="http://schemas.microsoft.com/office/word/2010/wordml" xmlns:w15="http://schemas.microsoft.com/office/word/2012/wordml" xmlns:w16cex="http://schemas.microsoft.com/office/word/2018/wordml/cex" xmlns:w16cid="http://schemas.microsoft.com/office/word/2016/wordml/cid" xmlns:w16="http://schemas.microsoft.com/office/word/2018/wordml" xmlns:w16du="http://schemas.microsoft.com/office/word/2023/wordml/word16du" xmlns:w16sdtdh="http://schemas.microsoft.com/office/word/2020/wordml/sdtdatahash" xmlns:w16sdtfl="http://schemas.microsoft.com/office/word/2024/wordml/sdtformatlock" xmlns:w16se="http://schemas.microsoft.com/office/word/2015/wordml/symex" xmlns:wpg="http://schemas.microsoft.com/office/word/2010/wordprocessingGroup" xmlns:wpi="http://schemas.microsoft.com/office/word/2010/wordprocessingInk" xmlns:wne="http://schemas.microsoft.com/office/word/2006/wordml" xmlns:wps="http://schemas.microsoft.com/office/word/2010/wordprocessingShape" mc:Ignorable="w14 w15 w16se w16cid w16 w16cex w16sdtdh w16sdtfl w16du wp14">
   <w:body>
     <w:p>
       <w:pPr>
@@ -8,6 +8,9 @@
           <w:bottom w:val="single" w:sz="6" w:space="1" w:color="auto"/>
         </w:pBdr>
         <w:ind w:firstLineChars="0" w:firstLine="0"/>
+        <w:rPr>
+          <w:rFonts w:hint="eastAsia"/>
+        </w:rPr>
       </w:pPr>
       <w:r>
         <w:rPr>
@@ -19,6 +22,9 @@
     <w:p>
       <w:pPr>
         <w:ind w:firstLineChars="0" w:firstLine="0"/>
+        <w:rPr>
+          <w:rFonts w:hint="eastAsia"/>
+        </w:rPr>
       </w:pPr>
       <w:r>
         <w:rPr>
@@ -34,6 +40,7 @@
       <w:pPr>
         <w:ind w:firstLineChars="0" w:firstLine="0"/>
         <w:rPr>
+          <w:rFonts w:hint="eastAsia"/>
           <w:b/>
           <w:bCs/>
         </w:rPr>
@@ -58,6 +65,9 @@
     <w:p>
       <w:pPr>
         <w:ind w:firstLineChars="0" w:firstLine="0"/>
+        <w:rPr>
+          <w:rFonts w:hint="eastAsia"/>
+        </w:rPr>
       </w:pPr>
       <w:r>
         <w:rPr>
@@ -83,6 +93,9 @@
     <w:p>
       <w:pPr>
         <w:ind w:firstLineChars="0" w:firstLine="0"/>
+        <w:rPr>
+          <w:rFonts w:hint="eastAsia"/>
+        </w:rPr>
       </w:pPr>
       <w:r>
         <w:rPr>
@@ -102,6 +115,9 @@
     <w:p>
       <w:pPr>
         <w:ind w:firstLineChars="0" w:firstLine="0"/>
+        <w:rPr>
+          <w:rFonts w:hint="eastAsia"/>
+        </w:rPr>
       </w:pPr>
       <w:r>
         <w:rPr>
@@ -127,6 +143,9 @@
     <w:p>
       <w:pPr>
         <w:ind w:firstLineChars="0" w:firstLine="0"/>
+        <w:rPr>
+          <w:rFonts w:hint="eastAsia"/>
+        </w:rPr>
       </w:pPr>
       <w:r>
         <w:rPr>
@@ -152,6 +171,9 @@
     <w:p>
       <w:pPr>
         <w:ind w:firstLineChars="0" w:firstLine="0"/>
+        <w:rPr>
+          <w:rFonts w:hint="eastAsia"/>
+        </w:rPr>
       </w:pPr>
       <w:r>
         <w:rPr>
@@ -183,6 +205,9 @@
     <w:p>
       <w:pPr>
         <w:ind w:firstLineChars="0" w:firstLine="0"/>
+        <w:rPr>
+          <w:rFonts w:hint="eastAsia"/>
+        </w:rPr>
       </w:pPr>
       <w:r>
         <w:rPr>
@@ -224,6 +249,9 @@
     <w:p>
       <w:pPr>
         <w:ind w:firstLineChars="0" w:firstLine="0"/>
+        <w:rPr>
+          <w:rFonts w:hint="eastAsia"/>
+        </w:rPr>
       </w:pPr>
       <w:r>
         <w:rPr>
@@ -264,6 +292,7 @@
       <w:pPr>
         <w:ind w:firstLineChars="0" w:firstLine="0"/>
         <w:rPr>
+          <w:rFonts w:hint="eastAsia"/>
           <w:b/>
           <w:bCs/>
         </w:rPr>
@@ -280,6 +309,9 @@
     <w:p>
       <w:pPr>
         <w:ind w:firstLineChars="0" w:firstLine="0"/>
+        <w:rPr>
+          <w:rFonts w:hint="eastAsia"/>
+        </w:rPr>
       </w:pPr>
       <w:r>
         <w:rPr>
@@ -298,6 +330,7 @@
       <w:pPr>
         <w:ind w:firstLineChars="0" w:firstLine="0"/>
         <w:rPr>
+          <w:rFonts w:hint="eastAsia"/>
           <w:b/>
           <w:bCs/>
         </w:rPr>
@@ -314,6 +347,9 @@
     <w:p>
       <w:pPr>
         <w:ind w:firstLineChars="0" w:firstLine="0"/>
+        <w:rPr>
+          <w:rFonts w:hint="eastAsia"/>
+        </w:rPr>
       </w:pPr>
       <w:r>
         <w:rPr>
@@ -376,6 +412,7 @@
       <w:pPr>
         <w:ind w:firstLineChars="0" w:firstLine="0"/>
         <w:rPr>
+          <w:rFonts w:hint="eastAsia"/>
           <w:b/>
           <w:bCs/>
         </w:rPr>
@@ -392,6 +429,9 @@
     <w:p>
       <w:pPr>
         <w:ind w:firstLineChars="0" w:firstLine="0"/>
+        <w:rPr>
+          <w:rFonts w:hint="eastAsia"/>
+        </w:rPr>
       </w:pPr>
       <w:r>
         <w:rPr>
@@ -404,6 +444,7 @@
       <w:pPr>
         <w:ind w:firstLineChars="0" w:firstLine="0"/>
         <w:rPr>
+          <w:rFonts w:hint="eastAsia"/>
           <w:b/>
           <w:bCs/>
         </w:rPr>
@@ -420,6 +461,9 @@
     <w:p>
       <w:pPr>
         <w:ind w:firstLineChars="0" w:firstLine="0"/>
+        <w:rPr>
+          <w:rFonts w:hint="eastAsia"/>
+        </w:rPr>
       </w:pPr>
       <w:r>
         <w:rPr>
@@ -450,6 +494,7 @@
       <w:pPr>
         <w:ind w:firstLineChars="0" w:firstLine="0"/>
         <w:rPr>
+          <w:rFonts w:hint="eastAsia"/>
           <w:b/>
           <w:bCs/>
         </w:rPr>
@@ -466,6 +511,9 @@
     <w:p>
       <w:pPr>
         <w:ind w:firstLineChars="0" w:firstLine="0"/>
+        <w:rPr>
+          <w:rFonts w:hint="eastAsia"/>
+        </w:rPr>
       </w:pPr>
       <w:r>
         <w:rPr>
@@ -478,6 +526,7 @@
       <w:pPr>
         <w:ind w:firstLineChars="0" w:firstLine="0"/>
         <w:rPr>
+          <w:rFonts w:hint="eastAsia"/>
           <w:b/>
           <w:bCs/>
         </w:rPr>
@@ -494,6 +543,9 @@
     <w:p>
       <w:pPr>
         <w:ind w:firstLineChars="0" w:firstLine="0"/>
+        <w:rPr>
+          <w:rFonts w:hint="eastAsia"/>
+        </w:rPr>
       </w:pPr>
       <w:r>
         <w:rPr>
@@ -506,6 +558,7 @@
       <w:pPr>
         <w:ind w:firstLineChars="0" w:firstLine="0"/>
         <w:rPr>
+          <w:rFonts w:hint="eastAsia"/>
           <w:b/>
           <w:bCs/>
         </w:rPr>
@@ -522,6 +575,9 @@
     <w:p>
       <w:pPr>
         <w:ind w:firstLineChars="0" w:firstLine="0"/>
+        <w:rPr>
+          <w:rFonts w:hint="eastAsia"/>
+        </w:rPr>
       </w:pPr>
       <w:r>
         <w:rPr>
@@ -552,6 +608,7 @@
       <w:pPr>
         <w:ind w:firstLineChars="0" w:firstLine="0"/>
         <w:rPr>
+          <w:rFonts w:hint="eastAsia"/>
           <w:b/>
           <w:bCs/>
         </w:rPr>
@@ -568,6 +625,9 @@
     <w:p>
       <w:pPr>
         <w:ind w:firstLineChars="0" w:firstLine="0"/>
+        <w:rPr>
+          <w:rFonts w:hint="eastAsia"/>
+        </w:rPr>
       </w:pPr>
       <w:r>
         <w:rPr>
@@ -580,6 +640,7 @@
       <w:pPr>
         <w:ind w:firstLineChars="0" w:firstLine="0"/>
         <w:rPr>
+          <w:rFonts w:hint="eastAsia"/>
           <w:b/>
           <w:bCs/>
         </w:rPr>
@@ -596,6 +657,9 @@
     <w:p>
       <w:pPr>
         <w:ind w:firstLineChars="0" w:firstLine="0"/>
+        <w:rPr>
+          <w:rFonts w:hint="eastAsia"/>
+        </w:rPr>
       </w:pPr>
       <w:r>
         <w:rPr>
@@ -622,6 +686,9 @@
     <w:p>
       <w:pPr>
         <w:ind w:firstLineChars="0" w:firstLine="0"/>
+        <w:rPr>
+          <w:rFonts w:hint="eastAsia"/>
+        </w:rPr>
       </w:pPr>
       <w:r>
         <w:rPr>
@@ -633,6 +700,9 @@
     <w:p>
       <w:pPr>
         <w:ind w:firstLineChars="0" w:firstLine="0"/>
+        <w:rPr>
+          <w:rFonts w:hint="eastAsia"/>
+        </w:rPr>
       </w:pPr>
       <w:r>
         <w:rPr>
@@ -644,6 +714,9 @@
     <w:p>
       <w:pPr>
         <w:ind w:firstLineChars="0" w:firstLine="0"/>
+        <w:rPr>
+          <w:rFonts w:hint="eastAsia"/>
+        </w:rPr>
       </w:pPr>
       <w:r>
         <w:rPr>
@@ -670,6 +743,7 @@
       <w:pPr>
         <w:ind w:firstLineChars="0" w:firstLine="0"/>
         <w:rPr>
+          <w:rFonts w:hint="eastAsia"/>
           <w:b/>
           <w:bCs/>
         </w:rPr>
@@ -691,6 +765,9 @@
           <w:numId w:val="1"/>
         </w:numPr>
         <w:ind w:firstLineChars="0"/>
+        <w:rPr>
+          <w:rFonts w:hint="eastAsia"/>
+        </w:rPr>
       </w:pPr>
       <w:r>
         <w:rPr>
@@ -707,6 +784,9 @@
           <w:numId w:val="1"/>
         </w:numPr>
         <w:ind w:firstLineChars="0"/>
+        <w:rPr>
+          <w:rFonts w:hint="eastAsia"/>
+        </w:rPr>
       </w:pPr>
       <w:r>
         <w:rPr>
@@ -719,6 +799,7 @@
       <w:pPr>
         <w:ind w:firstLineChars="0" w:firstLine="0"/>
         <w:rPr>
+          <w:rFonts w:hint="eastAsia"/>
           <w:b/>
           <w:bCs/>
         </w:rPr>
@@ -735,6 +816,9 @@
     <w:p>
       <w:pPr>
         <w:ind w:firstLineChars="0" w:firstLine="0"/>
+        <w:rPr>
+          <w:rFonts w:hint="eastAsia"/>
+        </w:rPr>
       </w:pPr>
       <w:r>
         <w:rPr>
@@ -746,6 +830,9 @@
     <w:p>
       <w:pPr>
         <w:ind w:firstLineChars="0" w:firstLine="0"/>
+        <w:rPr>
+          <w:rFonts w:hint="eastAsia"/>
+        </w:rPr>
       </w:pPr>
       <w:r>
         <w:rPr>
@@ -772,6 +859,7 @@
       <w:pPr>
         <w:ind w:firstLineChars="0" w:firstLine="0"/>
         <w:rPr>
+          <w:rFonts w:hint="eastAsia"/>
           <w:b/>
           <w:bCs/>
         </w:rPr>
@@ -788,6 +876,9 @@
     <w:p>
       <w:pPr>
         <w:ind w:firstLineChars="0" w:firstLine="0"/>
+        <w:rPr>
+          <w:rFonts w:hint="eastAsia"/>
+        </w:rPr>
       </w:pPr>
       <w:r>
         <w:rPr>
@@ -795,36 +886,6 @@
         </w:rPr>
         <w:t>从某个观察视角观察某一点，这点的渲染效果等于它自身的发光加上其他光照射到它的反射光</w:t>
       </w:r>
-    </w:p>
-    <w:p>
-      <w:pPr>
-        <w:ind w:firstLineChars="0" w:firstLine="0"/>
-      </w:pPr>
-    </w:p>
-    <w:p>
-      <w:pPr>
-        <w:ind w:firstLineChars="0" w:firstLine="0"/>
-      </w:pPr>
-    </w:p>
-    <w:p>
-      <w:pPr>
-        <w:ind w:firstLineChars="0" w:firstLine="0"/>
-      </w:pPr>
-    </w:p>
-    <w:p>
-      <w:pPr>
-        <w:ind w:firstLineChars="0" w:firstLine="0"/>
-      </w:pPr>
-    </w:p>
-    <w:p>
-      <w:pPr>
-        <w:ind w:firstLineChars="0" w:firstLine="0"/>
-      </w:pPr>
-    </w:p>
-    <w:p>
-      <w:pPr>
-        <w:ind w:firstLineChars="0" w:firstLine="0"/>
-      </w:pPr>
     </w:p>
     <w:sectPr>
       <w:headerReference w:type="even" r:id="rId7"/>
@@ -843,11 +904,14 @@
 </file>
 
 <file path=word/endnotes.xml><?xml version="1.0" encoding="utf-8"?>
-<w:endnotes xmlns:wpc="http://schemas.microsoft.com/office/word/2010/wordprocessingCanvas" xmlns:cx="http://schemas.microsoft.com/office/drawing/2014/chartex" xmlns:cx1="http://schemas.microsoft.com/office/drawing/2015/9/8/chartex" xmlns:cx2="http://schemas.microsoft.com/office/drawing/2015/10/21/chartex" xmlns:cx3="http://schemas.microsoft.com/office/drawing/2016/5/9/chartex" xmlns:cx4="http://schemas.microsoft.com/office/drawing/2016/5/10/chartex" xmlns:cx5="http://schemas.microsoft.com/office/drawing/2016/5/11/chartex" xmlns:cx6="http://schemas.microsoft.com/office/drawing/2016/5/12/chartex" xmlns:cx7="http://schemas.microsoft.com/office/drawing/2016/5/13/chartex" xmlns:cx8="http://schemas.microsoft.com/office/drawing/2016/5/14/chartex" xmlns:mc="http://schemas.openxmlformats.org/markup-compatibility/2006" xmlns:aink="http://schemas.microsoft.com/office/drawing/2016/ink" xmlns:am3d="http://schemas.microsoft.com/office/drawing/2017/model3d" xmlns:o="urn:schemas-microsoft-com:office:office" xmlns:oel="http://schemas.microsoft.com/office/2019/extlst" xmlns:r="http://schemas.openxmlformats.org/officeDocument/2006/relationships" xmlns:m="http://schemas.openxmlformats.org/officeDocument/2006/math" xmlns:v="urn:schemas-microsoft-com:vml" xmlns:wp14="http://schemas.microsoft.com/office/word/2010/wordprocessingDrawing" xmlns:wp="http://schemas.openxmlformats.org/drawingml/2006/wordprocessingDrawing" xmlns:w10="urn:schemas-microsoft-com:office:word" xmlns:w="http://schemas.openxmlformats.org/wordprocessingml/2006/main" xmlns:w14="http://schemas.microsoft.com/office/word/2010/wordml" xmlns:w15="http://schemas.microsoft.com/office/word/2012/wordml" xmlns:w16cex="http://schemas.microsoft.com/office/word/2018/wordml/cex" xmlns:w16cid="http://schemas.microsoft.com/office/word/2016/wordml/cid" xmlns:w16="http://schemas.microsoft.com/office/word/2018/wordml" xmlns:w16du="http://schemas.microsoft.com/office/word/2023/wordml/word16du" xmlns:w16sdtdh="http://schemas.microsoft.com/office/word/2020/wordml/sdtdatahash" xmlns:w16se="http://schemas.microsoft.com/office/word/2015/wordml/symex" xmlns:wpg="http://schemas.microsoft.com/office/word/2010/wordprocessingGroup" xmlns:wpi="http://schemas.microsoft.com/office/word/2010/wordprocessingInk" xmlns:wne="http://schemas.microsoft.com/office/word/2006/wordml" xmlns:wps="http://schemas.microsoft.com/office/word/2010/wordprocessingShape" mc:Ignorable="w14 w15 w16se w16cid w16 w16cex w16sdtdh w16du wp14">
+<w:endnotes xmlns:wpc="http://schemas.microsoft.com/office/word/2010/wordprocessingCanvas" xmlns:cx="http://schemas.microsoft.com/office/drawing/2014/chartex" xmlns:cx1="http://schemas.microsoft.com/office/drawing/2015/9/8/chartex" xmlns:cx2="http://schemas.microsoft.com/office/drawing/2015/10/21/chartex" xmlns:cx3="http://schemas.microsoft.com/office/drawing/2016/5/9/chartex" xmlns:cx4="http://schemas.microsoft.com/office/drawing/2016/5/10/chartex" xmlns:cx5="http://schemas.microsoft.com/office/drawing/2016/5/11/chartex" xmlns:cx6="http://schemas.microsoft.com/office/drawing/2016/5/12/chartex" xmlns:cx7="http://schemas.microsoft.com/office/drawing/2016/5/13/chartex" xmlns:cx8="http://schemas.microsoft.com/office/drawing/2016/5/14/chartex" xmlns:mc="http://schemas.openxmlformats.org/markup-compatibility/2006" xmlns:aink="http://schemas.microsoft.com/office/drawing/2016/ink" xmlns:am3d="http://schemas.microsoft.com/office/drawing/2017/model3d" xmlns:o="urn:schemas-microsoft-com:office:office" xmlns:oel="http://schemas.microsoft.com/office/2019/extlst" xmlns:r="http://schemas.openxmlformats.org/officeDocument/2006/relationships" xmlns:m="http://schemas.openxmlformats.org/officeDocument/2006/math" xmlns:v="urn:schemas-microsoft-com:vml" xmlns:wp14="http://schemas.microsoft.com/office/word/2010/wordprocessingDrawing" xmlns:wp="http://schemas.openxmlformats.org/drawingml/2006/wordprocessingDrawing" xmlns:w10="urn:schemas-microsoft-com:office:word" xmlns:w="http://schemas.openxmlformats.org/wordprocessingml/2006/main" xmlns:w14="http://schemas.microsoft.com/office/word/2010/wordml" xmlns:w15="http://schemas.microsoft.com/office/word/2012/wordml" xmlns:w16cex="http://schemas.microsoft.com/office/word/2018/wordml/cex" xmlns:w16cid="http://schemas.microsoft.com/office/word/2016/wordml/cid" xmlns:w16="http://schemas.microsoft.com/office/word/2018/wordml" xmlns:w16du="http://schemas.microsoft.com/office/word/2023/wordml/word16du" xmlns:w16sdtdh="http://schemas.microsoft.com/office/word/2020/wordml/sdtdatahash" xmlns:w16sdtfl="http://schemas.microsoft.com/office/word/2024/wordml/sdtformatlock" xmlns:w16se="http://schemas.microsoft.com/office/word/2015/wordml/symex" xmlns:wpg="http://schemas.microsoft.com/office/word/2010/wordprocessingGroup" xmlns:wpi="http://schemas.microsoft.com/office/word/2010/wordprocessingInk" xmlns:wne="http://schemas.microsoft.com/office/word/2006/wordml" xmlns:wps="http://schemas.microsoft.com/office/word/2010/wordprocessingShape" mc:Ignorable="w14 w15 w16se w16cid w16 w16cex w16sdtdh w16sdtfl w16du wp14">
   <w:endnote w:type="separator" w:id="-1">
     <w:p>
       <w:pPr>
         <w:ind w:firstLine="420"/>
+        <w:rPr>
+          <w:rFonts w:hint="eastAsia"/>
+        </w:rPr>
       </w:pPr>
       <w:r>
         <w:separator/>
@@ -858,6 +922,9 @@
     <w:p>
       <w:pPr>
         <w:ind w:firstLine="420"/>
+        <w:rPr>
+          <w:rFonts w:hint="eastAsia"/>
+        </w:rPr>
       </w:pPr>
       <w:r>
         <w:continuationSeparator/>
@@ -868,44 +935,56 @@
 </file>
 
 <file path=word/footer1.xml><?xml version="1.0" encoding="utf-8"?>
-<w:ftr xmlns:wpc="http://schemas.microsoft.com/office/word/2010/wordprocessingCanvas" xmlns:cx="http://schemas.microsoft.com/office/drawing/2014/chartex" xmlns:cx1="http://schemas.microsoft.com/office/drawing/2015/9/8/chartex" xmlns:cx2="http://schemas.microsoft.com/office/drawing/2015/10/21/chartex" xmlns:cx3="http://schemas.microsoft.com/office/drawing/2016/5/9/chartex" xmlns:cx4="http://schemas.microsoft.com/office/drawing/2016/5/10/chartex" xmlns:cx5="http://schemas.microsoft.com/office/drawing/2016/5/11/chartex" xmlns:cx6="http://schemas.microsoft.com/office/drawing/2016/5/12/chartex" xmlns:cx7="http://schemas.microsoft.com/office/drawing/2016/5/13/chartex" xmlns:cx8="http://schemas.microsoft.com/office/drawing/2016/5/14/chartex" xmlns:mc="http://schemas.openxmlformats.org/markup-compatibility/2006" xmlns:aink="http://schemas.microsoft.com/office/drawing/2016/ink" xmlns:am3d="http://schemas.microsoft.com/office/drawing/2017/model3d" xmlns:o="urn:schemas-microsoft-com:office:office" xmlns:oel="http://schemas.microsoft.com/office/2019/extlst" xmlns:r="http://schemas.openxmlformats.org/officeDocument/2006/relationships" xmlns:m="http://schemas.openxmlformats.org/officeDocument/2006/math" xmlns:v="urn:schemas-microsoft-com:vml" xmlns:wp14="http://schemas.microsoft.com/office/word/2010/wordprocessingDrawing" xmlns:wp="http://schemas.openxmlformats.org/drawingml/2006/wordprocessingDrawing" xmlns:w10="urn:schemas-microsoft-com:office:word" xmlns:w="http://schemas.openxmlformats.org/wordprocessingml/2006/main" xmlns:w14="http://schemas.microsoft.com/office/word/2010/wordml" xmlns:w15="http://schemas.microsoft.com/office/word/2012/wordml" xmlns:w16cex="http://schemas.microsoft.com/office/word/2018/wordml/cex" xmlns:w16cid="http://schemas.microsoft.com/office/word/2016/wordml/cid" xmlns:w16="http://schemas.microsoft.com/office/word/2018/wordml" xmlns:w16du="http://schemas.microsoft.com/office/word/2023/wordml/word16du" xmlns:w16sdtdh="http://schemas.microsoft.com/office/word/2020/wordml/sdtdatahash" xmlns:w16se="http://schemas.microsoft.com/office/word/2015/wordml/symex" xmlns:wpg="http://schemas.microsoft.com/office/word/2010/wordprocessingGroup" xmlns:wpi="http://schemas.microsoft.com/office/word/2010/wordprocessingInk" xmlns:wne="http://schemas.microsoft.com/office/word/2006/wordml" xmlns:wps="http://schemas.microsoft.com/office/word/2010/wordprocessingShape" mc:Ignorable="w14 w15 w16se w16cid w16 w16cex w16sdtdh w16du wp14">
+<w:ftr xmlns:wpc="http://schemas.microsoft.com/office/word/2010/wordprocessingCanvas" xmlns:cx="http://schemas.microsoft.com/office/drawing/2014/chartex" xmlns:cx1="http://schemas.microsoft.com/office/drawing/2015/9/8/chartex" xmlns:cx2="http://schemas.microsoft.com/office/drawing/2015/10/21/chartex" xmlns:cx3="http://schemas.microsoft.com/office/drawing/2016/5/9/chartex" xmlns:cx4="http://schemas.microsoft.com/office/drawing/2016/5/10/chartex" xmlns:cx5="http://schemas.microsoft.com/office/drawing/2016/5/11/chartex" xmlns:cx6="http://schemas.microsoft.com/office/drawing/2016/5/12/chartex" xmlns:cx7="http://schemas.microsoft.com/office/drawing/2016/5/13/chartex" xmlns:cx8="http://schemas.microsoft.com/office/drawing/2016/5/14/chartex" xmlns:mc="http://schemas.openxmlformats.org/markup-compatibility/2006" xmlns:aink="http://schemas.microsoft.com/office/drawing/2016/ink" xmlns:am3d="http://schemas.microsoft.com/office/drawing/2017/model3d" xmlns:o="urn:schemas-microsoft-com:office:office" xmlns:oel="http://schemas.microsoft.com/office/2019/extlst" xmlns:r="http://schemas.openxmlformats.org/officeDocument/2006/relationships" xmlns:m="http://schemas.openxmlformats.org/officeDocument/2006/math" xmlns:v="urn:schemas-microsoft-com:vml" xmlns:wp14="http://schemas.microsoft.com/office/word/2010/wordprocessingDrawing" xmlns:wp="http://schemas.openxmlformats.org/drawingml/2006/wordprocessingDrawing" xmlns:w10="urn:schemas-microsoft-com:office:word" xmlns:w="http://schemas.openxmlformats.org/wordprocessingml/2006/main" xmlns:w14="http://schemas.microsoft.com/office/word/2010/wordml" xmlns:w15="http://schemas.microsoft.com/office/word/2012/wordml" xmlns:w16cex="http://schemas.microsoft.com/office/word/2018/wordml/cex" xmlns:w16cid="http://schemas.microsoft.com/office/word/2016/wordml/cid" xmlns:w16="http://schemas.microsoft.com/office/word/2018/wordml" xmlns:w16du="http://schemas.microsoft.com/office/word/2023/wordml/word16du" xmlns:w16sdtdh="http://schemas.microsoft.com/office/word/2020/wordml/sdtdatahash" xmlns:w16sdtfl="http://schemas.microsoft.com/office/word/2024/wordml/sdtformatlock" xmlns:w16se="http://schemas.microsoft.com/office/word/2015/wordml/symex" xmlns:wpg="http://schemas.microsoft.com/office/word/2010/wordprocessingGroup" xmlns:wpi="http://schemas.microsoft.com/office/word/2010/wordprocessingInk" xmlns:wne="http://schemas.microsoft.com/office/word/2006/wordml" xmlns:wps="http://schemas.microsoft.com/office/word/2010/wordprocessingShape" mc:Ignorable="w14 w15 w16se w16cid w16 w16cex w16sdtdh w16sdtfl w16du wp14">
   <w:p>
     <w:pPr>
       <w:pStyle w:val="a6"/>
       <w:ind w:firstLine="360"/>
+      <w:rPr>
+        <w:rFonts w:hint="eastAsia"/>
+      </w:rPr>
     </w:pPr>
   </w:p>
 </w:ftr>
 </file>
 
 <file path=word/footer2.xml><?xml version="1.0" encoding="utf-8"?>
-<w:ftr xmlns:wpc="http://schemas.microsoft.com/office/word/2010/wordprocessingCanvas" xmlns:cx="http://schemas.microsoft.com/office/drawing/2014/chartex" xmlns:cx1="http://schemas.microsoft.com/office/drawing/2015/9/8/chartex" xmlns:cx2="http://schemas.microsoft.com/office/drawing/2015/10/21/chartex" xmlns:cx3="http://schemas.microsoft.com/office/drawing/2016/5/9/chartex" xmlns:cx4="http://schemas.microsoft.com/office/drawing/2016/5/10/chartex" xmlns:cx5="http://schemas.microsoft.com/office/drawing/2016/5/11/chartex" xmlns:cx6="http://schemas.microsoft.com/office/drawing/2016/5/12/chartex" xmlns:cx7="http://schemas.microsoft.com/office/drawing/2016/5/13/chartex" xmlns:cx8="http://schemas.microsoft.com/office/drawing/2016/5/14/chartex" xmlns:mc="http://schemas.openxmlformats.org/markup-compatibility/2006" xmlns:aink="http://schemas.microsoft.com/office/drawing/2016/ink" xmlns:am3d="http://schemas.microsoft.com/office/drawing/2017/model3d" xmlns:o="urn:schemas-microsoft-com:office:office" xmlns:oel="http://schemas.microsoft.com/office/2019/extlst" xmlns:r="http://schemas.openxmlformats.org/officeDocument/2006/relationships" xmlns:m="http://schemas.openxmlformats.org/officeDocument/2006/math" xmlns:v="urn:schemas-microsoft-com:vml" xmlns:wp14="http://schemas.microsoft.com/office/word/2010/wordprocessingDrawing" xmlns:wp="http://schemas.openxmlformats.org/drawingml/2006/wordprocessingDrawing" xmlns:w10="urn:schemas-microsoft-com:office:word" xmlns:w="http://schemas.openxmlformats.org/wordprocessingml/2006/main" xmlns:w14="http://schemas.microsoft.com/office/word/2010/wordml" xmlns:w15="http://schemas.microsoft.com/office/word/2012/wordml" xmlns:w16cex="http://schemas.microsoft.com/office/word/2018/wordml/cex" xmlns:w16cid="http://schemas.microsoft.com/office/word/2016/wordml/cid" xmlns:w16="http://schemas.microsoft.com/office/word/2018/wordml" xmlns:w16du="http://schemas.microsoft.com/office/word/2023/wordml/word16du" xmlns:w16sdtdh="http://schemas.microsoft.com/office/word/2020/wordml/sdtdatahash" xmlns:w16se="http://schemas.microsoft.com/office/word/2015/wordml/symex" xmlns:wpg="http://schemas.microsoft.com/office/word/2010/wordprocessingGroup" xmlns:wpi="http://schemas.microsoft.com/office/word/2010/wordprocessingInk" xmlns:wne="http://schemas.microsoft.com/office/word/2006/wordml" xmlns:wps="http://schemas.microsoft.com/office/word/2010/wordprocessingShape" mc:Ignorable="w14 w15 w16se w16cid w16 w16cex w16sdtdh w16du wp14">
+<w:ftr xmlns:wpc="http://schemas.microsoft.com/office/word/2010/wordprocessingCanvas" xmlns:cx="http://schemas.microsoft.com/office/drawing/2014/chartex" xmlns:cx1="http://schemas.microsoft.com/office/drawing/2015/9/8/chartex" xmlns:cx2="http://schemas.microsoft.com/office/drawing/2015/10/21/chartex" xmlns:cx3="http://schemas.microsoft.com/office/drawing/2016/5/9/chartex" xmlns:cx4="http://schemas.microsoft.com/office/drawing/2016/5/10/chartex" xmlns:cx5="http://schemas.microsoft.com/office/drawing/2016/5/11/chartex" xmlns:cx6="http://schemas.microsoft.com/office/drawing/2016/5/12/chartex" xmlns:cx7="http://schemas.microsoft.com/office/drawing/2016/5/13/chartex" xmlns:cx8="http://schemas.microsoft.com/office/drawing/2016/5/14/chartex" xmlns:mc="http://schemas.openxmlformats.org/markup-compatibility/2006" xmlns:aink="http://schemas.microsoft.com/office/drawing/2016/ink" xmlns:am3d="http://schemas.microsoft.com/office/drawing/2017/model3d" xmlns:o="urn:schemas-microsoft-com:office:office" xmlns:oel="http://schemas.microsoft.com/office/2019/extlst" xmlns:r="http://schemas.openxmlformats.org/officeDocument/2006/relationships" xmlns:m="http://schemas.openxmlformats.org/officeDocument/2006/math" xmlns:v="urn:schemas-microsoft-com:vml" xmlns:wp14="http://schemas.microsoft.com/office/word/2010/wordprocessingDrawing" xmlns:wp="http://schemas.openxmlformats.org/drawingml/2006/wordprocessingDrawing" xmlns:w10="urn:schemas-microsoft-com:office:word" xmlns:w="http://schemas.openxmlformats.org/wordprocessingml/2006/main" xmlns:w14="http://schemas.microsoft.com/office/word/2010/wordml" xmlns:w15="http://schemas.microsoft.com/office/word/2012/wordml" xmlns:w16cex="http://schemas.microsoft.com/office/word/2018/wordml/cex" xmlns:w16cid="http://schemas.microsoft.com/office/word/2016/wordml/cid" xmlns:w16="http://schemas.microsoft.com/office/word/2018/wordml" xmlns:w16du="http://schemas.microsoft.com/office/word/2023/wordml/word16du" xmlns:w16sdtdh="http://schemas.microsoft.com/office/word/2020/wordml/sdtdatahash" xmlns:w16sdtfl="http://schemas.microsoft.com/office/word/2024/wordml/sdtformatlock" xmlns:w16se="http://schemas.microsoft.com/office/word/2015/wordml/symex" xmlns:wpg="http://schemas.microsoft.com/office/word/2010/wordprocessingGroup" xmlns:wpi="http://schemas.microsoft.com/office/word/2010/wordprocessingInk" xmlns:wne="http://schemas.microsoft.com/office/word/2006/wordml" xmlns:wps="http://schemas.microsoft.com/office/word/2010/wordprocessingShape" mc:Ignorable="w14 w15 w16se w16cid w16 w16cex w16sdtdh w16sdtfl w16du wp14">
   <w:p>
     <w:pPr>
       <w:pStyle w:val="a6"/>
       <w:ind w:firstLine="360"/>
+      <w:rPr>
+        <w:rFonts w:hint="eastAsia"/>
+      </w:rPr>
     </w:pPr>
   </w:p>
 </w:ftr>
 </file>
 
 <file path=word/footer3.xml><?xml version="1.0" encoding="utf-8"?>
-<w:ftr xmlns:wpc="http://schemas.microsoft.com/office/word/2010/wordprocessingCanvas" xmlns:cx="http://schemas.microsoft.com/office/drawing/2014/chartex" xmlns:cx1="http://schemas.microsoft.com/office/drawing/2015/9/8/chartex" xmlns:cx2="http://schemas.microsoft.com/office/drawing/2015/10/21/chartex" xmlns:cx3="http://schemas.microsoft.com/office/drawing/2016/5/9/chartex" xmlns:cx4="http://schemas.microsoft.com/office/drawing/2016/5/10/chartex" xmlns:cx5="http://schemas.microsoft.com/office/drawing/2016/5/11/chartex" xmlns:cx6="http://schemas.microsoft.com/office/drawing/2016/5/12/chartex" xmlns:cx7="http://schemas.microsoft.com/office/drawing/2016/5/13/chartex" xmlns:cx8="http://schemas.microsoft.com/office/drawing/2016/5/14/chartex" xmlns:mc="http://schemas.openxmlformats.org/markup-compatibility/2006" xmlns:aink="http://schemas.microsoft.com/office/drawing/2016/ink" xmlns:am3d="http://schemas.microsoft.com/office/drawing/2017/model3d" xmlns:o="urn:schemas-microsoft-com:office:office" xmlns:oel="http://schemas.microsoft.com/office/2019/extlst" xmlns:r="http://schemas.openxmlformats.org/officeDocument/2006/relationships" xmlns:m="http://schemas.openxmlformats.org/officeDocument/2006/math" xmlns:v="urn:schemas-microsoft-com:vml" xmlns:wp14="http://schemas.microsoft.com/office/word/2010/wordprocessingDrawing" xmlns:wp="http://schemas.openxmlformats.org/drawingml/2006/wordprocessingDrawing" xmlns:w10="urn:schemas-microsoft-com:office:word" xmlns:w="http://schemas.openxmlformats.org/wordprocessingml/2006/main" xmlns:w14="http://schemas.microsoft.com/office/word/2010/wordml" xmlns:w15="http://schemas.microsoft.com/office/word/2012/wordml" xmlns:w16cex="http://schemas.microsoft.com/office/word/2018/wordml/cex" xmlns:w16cid="http://schemas.microsoft.com/office/word/2016/wordml/cid" xmlns:w16="http://schemas.microsoft.com/office/word/2018/wordml" xmlns:w16du="http://schemas.microsoft.com/office/word/2023/wordml/word16du" xmlns:w16sdtdh="http://schemas.microsoft.com/office/word/2020/wordml/sdtdatahash" xmlns:w16se="http://schemas.microsoft.com/office/word/2015/wordml/symex" xmlns:wpg="http://schemas.microsoft.com/office/word/2010/wordprocessingGroup" xmlns:wpi="http://schemas.microsoft.com/office/word/2010/wordprocessingInk" xmlns:wne="http://schemas.microsoft.com/office/word/2006/wordml" xmlns:wps="http://schemas.microsoft.com/office/word/2010/wordprocessingShape" mc:Ignorable="w14 w15 w16se w16cid w16 w16cex w16sdtdh w16du wp14">
+<w:ftr xmlns:wpc="http://schemas.microsoft.com/office/word/2010/wordprocessingCanvas" xmlns:cx="http://schemas.microsoft.com/office/drawing/2014/chartex" xmlns:cx1="http://schemas.microsoft.com/office/drawing/2015/9/8/chartex" xmlns:cx2="http://schemas.microsoft.com/office/drawing/2015/10/21/chartex" xmlns:cx3="http://schemas.microsoft.com/office/drawing/2016/5/9/chartex" xmlns:cx4="http://schemas.microsoft.com/office/drawing/2016/5/10/chartex" xmlns:cx5="http://schemas.microsoft.com/office/drawing/2016/5/11/chartex" xmlns:cx6="http://schemas.microsoft.com/office/drawing/2016/5/12/chartex" xmlns:cx7="http://schemas.microsoft.com/office/drawing/2016/5/13/chartex" xmlns:cx8="http://schemas.microsoft.com/office/drawing/2016/5/14/chartex" xmlns:mc="http://schemas.openxmlformats.org/markup-compatibility/2006" xmlns:aink="http://schemas.microsoft.com/office/drawing/2016/ink" xmlns:am3d="http://schemas.microsoft.com/office/drawing/2017/model3d" xmlns:o="urn:schemas-microsoft-com:office:office" xmlns:oel="http://schemas.microsoft.com/office/2019/extlst" xmlns:r="http://schemas.openxmlformats.org/officeDocument/2006/relationships" xmlns:m="http://schemas.openxmlformats.org/officeDocument/2006/math" xmlns:v="urn:schemas-microsoft-com:vml" xmlns:wp14="http://schemas.microsoft.com/office/word/2010/wordprocessingDrawing" xmlns:wp="http://schemas.openxmlformats.org/drawingml/2006/wordprocessingDrawing" xmlns:w10="urn:schemas-microsoft-com:office:word" xmlns:w="http://schemas.openxmlformats.org/wordprocessingml/2006/main" xmlns:w14="http://schemas.microsoft.com/office/word/2010/wordml" xmlns:w15="http://schemas.microsoft.com/office/word/2012/wordml" xmlns:w16cex="http://schemas.microsoft.com/office/word/2018/wordml/cex" xmlns:w16cid="http://schemas.microsoft.com/office/word/2016/wordml/cid" xmlns:w16="http://schemas.microsoft.com/office/word/2018/wordml" xmlns:w16du="http://schemas.microsoft.com/office/word/2023/wordml/word16du" xmlns:w16sdtdh="http://schemas.microsoft.com/office/word/2020/wordml/sdtdatahash" xmlns:w16sdtfl="http://schemas.microsoft.com/office/word/2024/wordml/sdtformatlock" xmlns:w16se="http://schemas.microsoft.com/office/word/2015/wordml/symex" xmlns:wpg="http://schemas.microsoft.com/office/word/2010/wordprocessingGroup" xmlns:wpi="http://schemas.microsoft.com/office/word/2010/wordprocessingInk" xmlns:wne="http://schemas.microsoft.com/office/word/2006/wordml" xmlns:wps="http://schemas.microsoft.com/office/word/2010/wordprocessingShape" mc:Ignorable="w14 w15 w16se w16cid w16 w16cex w16sdtdh w16sdtfl w16du wp14">
   <w:p>
     <w:pPr>
       <w:pStyle w:val="a6"/>
       <w:ind w:firstLine="360"/>
+      <w:rPr>
+        <w:rFonts w:hint="eastAsia"/>
+      </w:rPr>
     </w:pPr>
   </w:p>
 </w:ftr>
 </file>
 
 <file path=word/footnotes.xml><?xml version="1.0" encoding="utf-8"?>
-<w:footnotes xmlns:wpc="http://schemas.microsoft.com/office/word/2010/wordprocessingCanvas" xmlns:cx="http://schemas.microsoft.com/office/drawing/2014/chartex" xmlns:cx1="http://schemas.microsoft.com/office/drawing/2015/9/8/chartex" xmlns:cx2="http://schemas.microsoft.com/office/drawing/2015/10/21/chartex" xmlns:cx3="http://schemas.microsoft.com/office/drawing/2016/5/9/chartex" xmlns:cx4="http://schemas.microsoft.com/office/drawing/2016/5/10/chartex" xmlns:cx5="http://schemas.microsoft.com/office/drawing/2016/5/11/chartex" xmlns:cx6="http://schemas.microsoft.com/office/drawing/2016/5/12/chartex" xmlns:cx7="http://schemas.microsoft.com/office/drawing/2016/5/13/chartex" xmlns:cx8="http://schemas.microsoft.com/office/drawing/2016/5/14/chartex" xmlns:mc="http://schemas.openxmlformats.org/markup-compatibility/2006" xmlns:aink="http://schemas.microsoft.com/office/drawing/2016/ink" xmlns:am3d="http://schemas.microsoft.com/office/drawing/2017/model3d" xmlns:o="urn:schemas-microsoft-com:office:office" xmlns:oel="http://schemas.microsoft.com/office/2019/extlst" xmlns:r="http://schemas.openxmlformats.org/officeDocument/2006/relationships" xmlns:m="http://schemas.openxmlformats.org/officeDocument/2006/math" xmlns:v="urn:schemas-microsoft-com:vml" xmlns:wp14="http://schemas.microsoft.com/office/word/2010/wordprocessingDrawing" xmlns:wp="http://schemas.openxmlformats.org/drawingml/2006/wordprocessingDrawing" xmlns:w10="urn:schemas-microsoft-com:office:word" xmlns:w="http://schemas.openxmlformats.org/wordprocessingml/2006/main" xmlns:w14="http://schemas.microsoft.com/office/word/2010/wordml" xmlns:w15="http://schemas.microsoft.com/office/word/2012/wordml" xmlns:w16cex="http://schemas.microsoft.com/office/word/2018/wordml/cex" xmlns:w16cid="http://schemas.microsoft.com/office/word/2016/wordml/cid" xmlns:w16="http://schemas.microsoft.com/office/word/2018/wordml" xmlns:w16du="http://schemas.microsoft.com/office/word/2023/wordml/word16du" xmlns:w16sdtdh="http://schemas.microsoft.com/office/word/2020/wordml/sdtdatahash" xmlns:w16se="http://schemas.microsoft.com/office/word/2015/wordml/symex" xmlns:wpg="http://schemas.microsoft.com/office/word/2010/wordprocessingGroup" xmlns:wpi="http://schemas.microsoft.com/office/word/2010/wordprocessingInk" xmlns:wne="http://schemas.microsoft.com/office/word/2006/wordml" xmlns:wps="http://schemas.microsoft.com/office/word/2010/wordprocessingShape" mc:Ignorable="w14 w15 w16se w16cid w16 w16cex w16sdtdh w16du wp14">
+<w:footnotes xmlns:wpc="http://schemas.microsoft.com/office/word/2010/wordprocessingCanvas" xmlns:cx="http://schemas.microsoft.com/office/drawing/2014/chartex" xmlns:cx1="http://schemas.microsoft.com/office/drawing/2015/9/8/chartex" xmlns:cx2="http://schemas.microsoft.com/office/drawing/2015/10/21/chartex" xmlns:cx3="http://schemas.microsoft.com/office/drawing/2016/5/9/chartex" xmlns:cx4="http://schemas.microsoft.com/office/drawing/2016/5/10/chartex" xmlns:cx5="http://schemas.microsoft.com/office/drawing/2016/5/11/chartex" xmlns:cx6="http://schemas.microsoft.com/office/drawing/2016/5/12/chartex" xmlns:cx7="http://schemas.microsoft.com/office/drawing/2016/5/13/chartex" xmlns:cx8="http://schemas.microsoft.com/office/drawing/2016/5/14/chartex" xmlns:mc="http://schemas.openxmlformats.org/markup-compatibility/2006" xmlns:aink="http://schemas.microsoft.com/office/drawing/2016/ink" xmlns:am3d="http://schemas.microsoft.com/office/drawing/2017/model3d" xmlns:o="urn:schemas-microsoft-com:office:office" xmlns:oel="http://schemas.microsoft.com/office/2019/extlst" xmlns:r="http://schemas.openxmlformats.org/officeDocument/2006/relationships" xmlns:m="http://schemas.openxmlformats.org/officeDocument/2006/math" xmlns:v="urn:schemas-microsoft-com:vml" xmlns:wp14="http://schemas.microsoft.com/office/word/2010/wordprocessingDrawing" xmlns:wp="http://schemas.openxmlformats.org/drawingml/2006/wordprocessingDrawing" xmlns:w10="urn:schemas-microsoft-com:office:word" xmlns:w="http://schemas.openxmlformats.org/wordprocessingml/2006/main" xmlns:w14="http://schemas.microsoft.com/office/word/2010/wordml" xmlns:w15="http://schemas.microsoft.com/office/word/2012/wordml" xmlns:w16cex="http://schemas.microsoft.com/office/word/2018/wordml/cex" xmlns:w16cid="http://schemas.microsoft.com/office/word/2016/wordml/cid" xmlns:w16="http://schemas.microsoft.com/office/word/2018/wordml" xmlns:w16du="http://schemas.microsoft.com/office/word/2023/wordml/word16du" xmlns:w16sdtdh="http://schemas.microsoft.com/office/word/2020/wordml/sdtdatahash" xmlns:w16sdtfl="http://schemas.microsoft.com/office/word/2024/wordml/sdtformatlock" xmlns:w16se="http://schemas.microsoft.com/office/word/2015/wordml/symex" xmlns:wpg="http://schemas.microsoft.com/office/word/2010/wordprocessingGroup" xmlns:wpi="http://schemas.microsoft.com/office/word/2010/wordprocessingInk" xmlns:wne="http://schemas.microsoft.com/office/word/2006/wordml" xmlns:wps="http://schemas.microsoft.com/office/word/2010/wordprocessingShape" mc:Ignorable="w14 w15 w16se w16cid w16 w16cex w16sdtdh w16sdtfl w16du wp14">
   <w:footnote w:type="separator" w:id="-1">
     <w:p>
       <w:pPr>
         <w:ind w:firstLine="420"/>
+        <w:rPr>
+          <w:rFonts w:hint="eastAsia"/>
+        </w:rPr>
       </w:pPr>
       <w:r>
         <w:separator/>
@@ -916,6 +995,9 @@
     <w:p>
       <w:pPr>
         <w:ind w:firstLine="420"/>
+        <w:rPr>
+          <w:rFonts w:hint="eastAsia"/>
+        </w:rPr>
       </w:pPr>
       <w:r>
         <w:continuationSeparator/>
@@ -926,41 +1008,50 @@
 </file>
 
 <file path=word/header1.xml><?xml version="1.0" encoding="utf-8"?>
-<w:hdr xmlns:wpc="http://schemas.microsoft.com/office/word/2010/wordprocessingCanvas" xmlns:cx="http://schemas.microsoft.com/office/drawing/2014/chartex" xmlns:cx1="http://schemas.microsoft.com/office/drawing/2015/9/8/chartex" xmlns:cx2="http://schemas.microsoft.com/office/drawing/2015/10/21/chartex" xmlns:cx3="http://schemas.microsoft.com/office/drawing/2016/5/9/chartex" xmlns:cx4="http://schemas.microsoft.com/office/drawing/2016/5/10/chartex" xmlns:cx5="http://schemas.microsoft.com/office/drawing/2016/5/11/chartex" xmlns:cx6="http://schemas.microsoft.com/office/drawing/2016/5/12/chartex" xmlns:cx7="http://schemas.microsoft.com/office/drawing/2016/5/13/chartex" xmlns:cx8="http://schemas.microsoft.com/office/drawing/2016/5/14/chartex" xmlns:mc="http://schemas.openxmlformats.org/markup-compatibility/2006" xmlns:aink="http://schemas.microsoft.com/office/drawing/2016/ink" xmlns:am3d="http://schemas.microsoft.com/office/drawing/2017/model3d" xmlns:o="urn:schemas-microsoft-com:office:office" xmlns:oel="http://schemas.microsoft.com/office/2019/extlst" xmlns:r="http://schemas.openxmlformats.org/officeDocument/2006/relationships" xmlns:m="http://schemas.openxmlformats.org/officeDocument/2006/math" xmlns:v="urn:schemas-microsoft-com:vml" xmlns:wp14="http://schemas.microsoft.com/office/word/2010/wordprocessingDrawing" xmlns:wp="http://schemas.openxmlformats.org/drawingml/2006/wordprocessingDrawing" xmlns:w10="urn:schemas-microsoft-com:office:word" xmlns:w="http://schemas.openxmlformats.org/wordprocessingml/2006/main" xmlns:w14="http://schemas.microsoft.com/office/word/2010/wordml" xmlns:w15="http://schemas.microsoft.com/office/word/2012/wordml" xmlns:w16cex="http://schemas.microsoft.com/office/word/2018/wordml/cex" xmlns:w16cid="http://schemas.microsoft.com/office/word/2016/wordml/cid" xmlns:w16="http://schemas.microsoft.com/office/word/2018/wordml" xmlns:w16du="http://schemas.microsoft.com/office/word/2023/wordml/word16du" xmlns:w16sdtdh="http://schemas.microsoft.com/office/word/2020/wordml/sdtdatahash" xmlns:w16se="http://schemas.microsoft.com/office/word/2015/wordml/symex" xmlns:wpg="http://schemas.microsoft.com/office/word/2010/wordprocessingGroup" xmlns:wpi="http://schemas.microsoft.com/office/word/2010/wordprocessingInk" xmlns:wne="http://schemas.microsoft.com/office/word/2006/wordml" xmlns:wps="http://schemas.microsoft.com/office/word/2010/wordprocessingShape" mc:Ignorable="w14 w15 w16se w16cid w16 w16cex w16sdtdh w16du wp14">
+<w:hdr xmlns:wpc="http://schemas.microsoft.com/office/word/2010/wordprocessingCanvas" xmlns:cx="http://schemas.microsoft.com/office/drawing/2014/chartex" xmlns:cx1="http://schemas.microsoft.com/office/drawing/2015/9/8/chartex" xmlns:cx2="http://schemas.microsoft.com/office/drawing/2015/10/21/chartex" xmlns:cx3="http://schemas.microsoft.com/office/drawing/2016/5/9/chartex" xmlns:cx4="http://schemas.microsoft.com/office/drawing/2016/5/10/chartex" xmlns:cx5="http://schemas.microsoft.com/office/drawing/2016/5/11/chartex" xmlns:cx6="http://schemas.microsoft.com/office/drawing/2016/5/12/chartex" xmlns:cx7="http://schemas.microsoft.com/office/drawing/2016/5/13/chartex" xmlns:cx8="http://schemas.microsoft.com/office/drawing/2016/5/14/chartex" xmlns:mc="http://schemas.openxmlformats.org/markup-compatibility/2006" xmlns:aink="http://schemas.microsoft.com/office/drawing/2016/ink" xmlns:am3d="http://schemas.microsoft.com/office/drawing/2017/model3d" xmlns:o="urn:schemas-microsoft-com:office:office" xmlns:oel="http://schemas.microsoft.com/office/2019/extlst" xmlns:r="http://schemas.openxmlformats.org/officeDocument/2006/relationships" xmlns:m="http://schemas.openxmlformats.org/officeDocument/2006/math" xmlns:v="urn:schemas-microsoft-com:vml" xmlns:wp14="http://schemas.microsoft.com/office/word/2010/wordprocessingDrawing" xmlns:wp="http://schemas.openxmlformats.org/drawingml/2006/wordprocessingDrawing" xmlns:w10="urn:schemas-microsoft-com:office:word" xmlns:w="http://schemas.openxmlformats.org/wordprocessingml/2006/main" xmlns:w14="http://schemas.microsoft.com/office/word/2010/wordml" xmlns:w15="http://schemas.microsoft.com/office/word/2012/wordml" xmlns:w16cex="http://schemas.microsoft.com/office/word/2018/wordml/cex" xmlns:w16cid="http://schemas.microsoft.com/office/word/2016/wordml/cid" xmlns:w16="http://schemas.microsoft.com/office/word/2018/wordml" xmlns:w16du="http://schemas.microsoft.com/office/word/2023/wordml/word16du" xmlns:w16sdtdh="http://schemas.microsoft.com/office/word/2020/wordml/sdtdatahash" xmlns:w16sdtfl="http://schemas.microsoft.com/office/word/2024/wordml/sdtformatlock" xmlns:w16se="http://schemas.microsoft.com/office/word/2015/wordml/symex" xmlns:wpg="http://schemas.microsoft.com/office/word/2010/wordprocessingGroup" xmlns:wpi="http://schemas.microsoft.com/office/word/2010/wordprocessingInk" xmlns:wne="http://schemas.microsoft.com/office/word/2006/wordml" xmlns:wps="http://schemas.microsoft.com/office/word/2010/wordprocessingShape" mc:Ignorable="w14 w15 w16se w16cid w16 w16cex w16sdtdh w16sdtfl w16du wp14">
   <w:p>
     <w:pPr>
       <w:pStyle w:val="a4"/>
       <w:ind w:firstLine="360"/>
+      <w:rPr>
+        <w:rFonts w:hint="eastAsia"/>
+      </w:rPr>
     </w:pPr>
   </w:p>
 </w:hdr>
 </file>
 
 <file path=word/header2.xml><?xml version="1.0" encoding="utf-8"?>
-<w:hdr xmlns:wpc="http://schemas.microsoft.com/office/word/2010/wordprocessingCanvas" xmlns:cx="http://schemas.microsoft.com/office/drawing/2014/chartex" xmlns:cx1="http://schemas.microsoft.com/office/drawing/2015/9/8/chartex" xmlns:cx2="http://schemas.microsoft.com/office/drawing/2015/10/21/chartex" xmlns:cx3="http://schemas.microsoft.com/office/drawing/2016/5/9/chartex" xmlns:cx4="http://schemas.microsoft.com/office/drawing/2016/5/10/chartex" xmlns:cx5="http://schemas.microsoft.com/office/drawing/2016/5/11/chartex" xmlns:cx6="http://schemas.microsoft.com/office/drawing/2016/5/12/chartex" xmlns:cx7="http://schemas.microsoft.com/office/drawing/2016/5/13/chartex" xmlns:cx8="http://schemas.microsoft.com/office/drawing/2016/5/14/chartex" xmlns:mc="http://schemas.openxmlformats.org/markup-compatibility/2006" xmlns:aink="http://schemas.microsoft.com/office/drawing/2016/ink" xmlns:am3d="http://schemas.microsoft.com/office/drawing/2017/model3d" xmlns:o="urn:schemas-microsoft-com:office:office" xmlns:oel="http://schemas.microsoft.com/office/2019/extlst" xmlns:r="http://schemas.openxmlformats.org/officeDocument/2006/relationships" xmlns:m="http://schemas.openxmlformats.org/officeDocument/2006/math" xmlns:v="urn:schemas-microsoft-com:vml" xmlns:wp14="http://schemas.microsoft.com/office/word/2010/wordprocessingDrawing" xmlns:wp="http://schemas.openxmlformats.org/drawingml/2006/wordprocessingDrawing" xmlns:w10="urn:schemas-microsoft-com:office:word" xmlns:w="http://schemas.openxmlformats.org/wordprocessingml/2006/main" xmlns:w14="http://schemas.microsoft.com/office/word/2010/wordml" xmlns:w15="http://schemas.microsoft.com/office/word/2012/wordml" xmlns:w16cex="http://schemas.microsoft.com/office/word/2018/wordml/cex" xmlns:w16cid="http://schemas.microsoft.com/office/word/2016/wordml/cid" xmlns:w16="http://schemas.microsoft.com/office/word/2018/wordml" xmlns:w16du="http://schemas.microsoft.com/office/word/2023/wordml/word16du" xmlns:w16sdtdh="http://schemas.microsoft.com/office/word/2020/wordml/sdtdatahash" xmlns:w16se="http://schemas.microsoft.com/office/word/2015/wordml/symex" xmlns:wpg="http://schemas.microsoft.com/office/word/2010/wordprocessingGroup" xmlns:wpi="http://schemas.microsoft.com/office/word/2010/wordprocessingInk" xmlns:wne="http://schemas.microsoft.com/office/word/2006/wordml" xmlns:wps="http://schemas.microsoft.com/office/word/2010/wordprocessingShape" mc:Ignorable="w14 w15 w16se w16cid w16 w16cex w16sdtdh w16du wp14">
+<w:hdr xmlns:wpc="http://schemas.microsoft.com/office/word/2010/wordprocessingCanvas" xmlns:cx="http://schemas.microsoft.com/office/drawing/2014/chartex" xmlns:cx1="http://schemas.microsoft.com/office/drawing/2015/9/8/chartex" xmlns:cx2="http://schemas.microsoft.com/office/drawing/2015/10/21/chartex" xmlns:cx3="http://schemas.microsoft.com/office/drawing/2016/5/9/chartex" xmlns:cx4="http://schemas.microsoft.com/office/drawing/2016/5/10/chartex" xmlns:cx5="http://schemas.microsoft.com/office/drawing/2016/5/11/chartex" xmlns:cx6="http://schemas.microsoft.com/office/drawing/2016/5/12/chartex" xmlns:cx7="http://schemas.microsoft.com/office/drawing/2016/5/13/chartex" xmlns:cx8="http://schemas.microsoft.com/office/drawing/2016/5/14/chartex" xmlns:mc="http://schemas.openxmlformats.org/markup-compatibility/2006" xmlns:aink="http://schemas.microsoft.com/office/drawing/2016/ink" xmlns:am3d="http://schemas.microsoft.com/office/drawing/2017/model3d" xmlns:o="urn:schemas-microsoft-com:office:office" xmlns:oel="http://schemas.microsoft.com/office/2019/extlst" xmlns:r="http://schemas.openxmlformats.org/officeDocument/2006/relationships" xmlns:m="http://schemas.openxmlformats.org/officeDocument/2006/math" xmlns:v="urn:schemas-microsoft-com:vml" xmlns:wp14="http://schemas.microsoft.com/office/word/2010/wordprocessingDrawing" xmlns:wp="http://schemas.openxmlformats.org/drawingml/2006/wordprocessingDrawing" xmlns:w10="urn:schemas-microsoft-com:office:word" xmlns:w="http://schemas.openxmlformats.org/wordprocessingml/2006/main" xmlns:w14="http://schemas.microsoft.com/office/word/2010/wordml" xmlns:w15="http://schemas.microsoft.com/office/word/2012/wordml" xmlns:w16cex="http://schemas.microsoft.com/office/word/2018/wordml/cex" xmlns:w16cid="http://schemas.microsoft.com/office/word/2016/wordml/cid" xmlns:w16="http://schemas.microsoft.com/office/word/2018/wordml" xmlns:w16du="http://schemas.microsoft.com/office/word/2023/wordml/word16du" xmlns:w16sdtdh="http://schemas.microsoft.com/office/word/2020/wordml/sdtdatahash" xmlns:w16sdtfl="http://schemas.microsoft.com/office/word/2024/wordml/sdtformatlock" xmlns:w16se="http://schemas.microsoft.com/office/word/2015/wordml/symex" xmlns:wpg="http://schemas.microsoft.com/office/word/2010/wordprocessingGroup" xmlns:wpi="http://schemas.microsoft.com/office/word/2010/wordprocessingInk" xmlns:wne="http://schemas.microsoft.com/office/word/2006/wordml" xmlns:wps="http://schemas.microsoft.com/office/word/2010/wordprocessingShape" mc:Ignorable="w14 w15 w16se w16cid w16 w16cex w16sdtdh w16sdtfl w16du wp14">
   <w:p>
     <w:pPr>
       <w:pStyle w:val="a4"/>
       <w:ind w:firstLineChars="0" w:firstLine="0"/>
       <w:jc w:val="both"/>
+      <w:rPr>
+        <w:rFonts w:hint="eastAsia"/>
+      </w:rPr>
     </w:pPr>
   </w:p>
 </w:hdr>
 </file>
 
 <file path=word/header3.xml><?xml version="1.0" encoding="utf-8"?>
-<w:hdr xmlns:wpc="http://schemas.microsoft.com/office/word/2010/wordprocessingCanvas" xmlns:cx="http://schemas.microsoft.com/office/drawing/2014/chartex" xmlns:cx1="http://schemas.microsoft.com/office/drawing/2015/9/8/chartex" xmlns:cx2="http://schemas.microsoft.com/office/drawing/2015/10/21/chartex" xmlns:cx3="http://schemas.microsoft.com/office/drawing/2016/5/9/chartex" xmlns:cx4="http://schemas.microsoft.com/office/drawing/2016/5/10/chartex" xmlns:cx5="http://schemas.microsoft.com/office/drawing/2016/5/11/chartex" xmlns:cx6="http://schemas.microsoft.com/office/drawing/2016/5/12/chartex" xmlns:cx7="http://schemas.microsoft.com/office/drawing/2016/5/13/chartex" xmlns:cx8="http://schemas.microsoft.com/office/drawing/2016/5/14/chartex" xmlns:mc="http://schemas.openxmlformats.org/markup-compatibility/2006" xmlns:aink="http://schemas.microsoft.com/office/drawing/2016/ink" xmlns:am3d="http://schemas.microsoft.com/office/drawing/2017/model3d" xmlns:o="urn:schemas-microsoft-com:office:office" xmlns:oel="http://schemas.microsoft.com/office/2019/extlst" xmlns:r="http://schemas.openxmlformats.org/officeDocument/2006/relationships" xmlns:m="http://schemas.openxmlformats.org/officeDocument/2006/math" xmlns:v="urn:schemas-microsoft-com:vml" xmlns:wp14="http://schemas.microsoft.com/office/word/2010/wordprocessingDrawing" xmlns:wp="http://schemas.openxmlformats.org/drawingml/2006/wordprocessingDrawing" xmlns:w10="urn:schemas-microsoft-com:office:word" xmlns:w="http://schemas.openxmlformats.org/wordprocessingml/2006/main" xmlns:w14="http://schemas.microsoft.com/office/word/2010/wordml" xmlns:w15="http://schemas.microsoft.com/office/word/2012/wordml" xmlns:w16cex="http://schemas.microsoft.com/office/word/2018/wordml/cex" xmlns:w16cid="http://schemas.microsoft.com/office/word/2016/wordml/cid" xmlns:w16="http://schemas.microsoft.com/office/word/2018/wordml" xmlns:w16du="http://schemas.microsoft.com/office/word/2023/wordml/word16du" xmlns:w16sdtdh="http://schemas.microsoft.com/office/word/2020/wordml/sdtdatahash" xmlns:w16se="http://schemas.microsoft.com/office/word/2015/wordml/symex" xmlns:wpg="http://schemas.microsoft.com/office/word/2010/wordprocessingGroup" xmlns:wpi="http://schemas.microsoft.com/office/word/2010/wordprocessingInk" xmlns:wne="http://schemas.microsoft.com/office/word/2006/wordml" xmlns:wps="http://schemas.microsoft.com/office/word/2010/wordprocessingShape" mc:Ignorable="w14 w15 w16se w16cid w16 w16cex w16sdtdh w16du wp14">
+<w:hdr xmlns:wpc="http://schemas.microsoft.com/office/word/2010/wordprocessingCanvas" xmlns:cx="http://schemas.microsoft.com/office/drawing/2014/chartex" xmlns:cx1="http://schemas.microsoft.com/office/drawing/2015/9/8/chartex" xmlns:cx2="http://schemas.microsoft.com/office/drawing/2015/10/21/chartex" xmlns:cx3="http://schemas.microsoft.com/office/drawing/2016/5/9/chartex" xmlns:cx4="http://schemas.microsoft.com/office/drawing/2016/5/10/chartex" xmlns:cx5="http://schemas.microsoft.com/office/drawing/2016/5/11/chartex" xmlns:cx6="http://schemas.microsoft.com/office/drawing/2016/5/12/chartex" xmlns:cx7="http://schemas.microsoft.com/office/drawing/2016/5/13/chartex" xmlns:cx8="http://schemas.microsoft.com/office/drawing/2016/5/14/chartex" xmlns:mc="http://schemas.openxmlformats.org/markup-compatibility/2006" xmlns:aink="http://schemas.microsoft.com/office/drawing/2016/ink" xmlns:am3d="http://schemas.microsoft.com/office/drawing/2017/model3d" xmlns:o="urn:schemas-microsoft-com:office:office" xmlns:oel="http://schemas.microsoft.com/office/2019/extlst" xmlns:r="http://schemas.openxmlformats.org/officeDocument/2006/relationships" xmlns:m="http://schemas.openxmlformats.org/officeDocument/2006/math" xmlns:v="urn:schemas-microsoft-com:vml" xmlns:wp14="http://schemas.microsoft.com/office/word/2010/wordprocessingDrawing" xmlns:wp="http://schemas.openxmlformats.org/drawingml/2006/wordprocessingDrawing" xmlns:w10="urn:schemas-microsoft-com:office:word" xmlns:w="http://schemas.openxmlformats.org/wordprocessingml/2006/main" xmlns:w14="http://schemas.microsoft.com/office/word/2010/wordml" xmlns:w15="http://schemas.microsoft.com/office/word/2012/wordml" xmlns:w16cex="http://schemas.microsoft.com/office/word/2018/wordml/cex" xmlns:w16cid="http://schemas.microsoft.com/office/word/2016/wordml/cid" xmlns:w16="http://schemas.microsoft.com/office/word/2018/wordml" xmlns:w16du="http://schemas.microsoft.com/office/word/2023/wordml/word16du" xmlns:w16sdtdh="http://schemas.microsoft.com/office/word/2020/wordml/sdtdatahash" xmlns:w16sdtfl="http://schemas.microsoft.com/office/word/2024/wordml/sdtformatlock" xmlns:w16se="http://schemas.microsoft.com/office/word/2015/wordml/symex" xmlns:wpg="http://schemas.microsoft.com/office/word/2010/wordprocessingGroup" xmlns:wpi="http://schemas.microsoft.com/office/word/2010/wordprocessingInk" xmlns:wne="http://schemas.microsoft.com/office/word/2006/wordml" xmlns:wps="http://schemas.microsoft.com/office/word/2010/wordprocessingShape" mc:Ignorable="w14 w15 w16se w16cid w16 w16cex w16sdtdh w16sdtfl w16du wp14">
   <w:p>
     <w:pPr>
       <w:pStyle w:val="a4"/>
       <w:ind w:firstLine="360"/>
+      <w:rPr>
+        <w:rFonts w:hint="eastAsia"/>
+      </w:rPr>
     </w:pPr>
   </w:p>
 </w:hdr>
 </file>
 
 <file path=word/numbering.xml><?xml version="1.0" encoding="utf-8"?>
-<w:numbering xmlns:wpc="http://schemas.microsoft.com/office/word/2010/wordprocessingCanvas" xmlns:cx="http://schemas.microsoft.com/office/drawing/2014/chartex" xmlns:cx1="http://schemas.microsoft.com/office/drawing/2015/9/8/chartex" xmlns:cx2="http://schemas.microsoft.com/office/drawing/2015/10/21/chartex" xmlns:cx3="http://schemas.microsoft.com/office/drawing/2016/5/9/chartex" xmlns:cx4="http://schemas.microsoft.com/office/drawing/2016/5/10/chartex" xmlns:cx5="http://schemas.microsoft.com/office/drawing/2016/5/11/chartex" xmlns:cx6="http://schemas.microsoft.com/office/drawing/2016/5/12/chartex" xmlns:cx7="http://schemas.microsoft.com/office/drawing/2016/5/13/chartex" xmlns:cx8="http://schemas.microsoft.com/office/drawing/2016/5/14/chartex" xmlns:mc="http://schemas.openxmlformats.org/markup-compatibility/2006" xmlns:aink="http://schemas.microsoft.com/office/drawing/2016/ink" xmlns:am3d="http://schemas.microsoft.com/office/drawing/2017/model3d" xmlns:o="urn:schemas-microsoft-com:office:office" xmlns:oel="http://schemas.microsoft.com/office/2019/extlst" xmlns:r="http://schemas.openxmlformats.org/officeDocument/2006/relationships" xmlns:m="http://schemas.openxmlformats.org/officeDocument/2006/math" xmlns:v="urn:schemas-microsoft-com:vml" xmlns:wp14="http://schemas.microsoft.com/office/word/2010/wordprocessingDrawing" xmlns:wp="http://schemas.openxmlformats.org/drawingml/2006/wordprocessingDrawing" xmlns:w10="urn:schemas-microsoft-com:office:word" xmlns:w="http://schemas.openxmlformats.org/wordprocessingml/2006/main" xmlns:w14="http://schemas.microsoft.com/office/word/2010/wordml" xmlns:w15="http://schemas.microsoft.com/office/word/2012/wordml" xmlns:w16cex="http://schemas.microsoft.com/office/word/2018/wordml/cex" xmlns:w16cid="http://schemas.microsoft.com/office/word/2016/wordml/cid" xmlns:w16="http://schemas.microsoft.com/office/word/2018/wordml" xmlns:w16du="http://schemas.microsoft.com/office/word/2023/wordml/word16du" xmlns:w16sdtdh="http://schemas.microsoft.com/office/word/2020/wordml/sdtdatahash" xmlns:w16se="http://schemas.microsoft.com/office/word/2015/wordml/symex" xmlns:wpg="http://schemas.microsoft.com/office/word/2010/wordprocessingGroup" xmlns:wpi="http://schemas.microsoft.com/office/word/2010/wordprocessingInk" xmlns:wne="http://schemas.microsoft.com/office/word/2006/wordml" xmlns:wps="http://schemas.microsoft.com/office/word/2010/wordprocessingShape" mc:Ignorable="w14 w15 w16se w16cid w16 w16cex w16sdtdh w16du wp14">
+<w:numbering xmlns:wpc="http://schemas.microsoft.com/office/word/2010/wordprocessingCanvas" xmlns:cx="http://schemas.microsoft.com/office/drawing/2014/chartex" xmlns:cx1="http://schemas.microsoft.com/office/drawing/2015/9/8/chartex" xmlns:cx2="http://schemas.microsoft.com/office/drawing/2015/10/21/chartex" xmlns:cx3="http://schemas.microsoft.com/office/drawing/2016/5/9/chartex" xmlns:cx4="http://schemas.microsoft.com/office/drawing/2016/5/10/chartex" xmlns:cx5="http://schemas.microsoft.com/office/drawing/2016/5/11/chartex" xmlns:cx6="http://schemas.microsoft.com/office/drawing/2016/5/12/chartex" xmlns:cx7="http://schemas.microsoft.com/office/drawing/2016/5/13/chartex" xmlns:cx8="http://schemas.microsoft.com/office/drawing/2016/5/14/chartex" xmlns:mc="http://schemas.openxmlformats.org/markup-compatibility/2006" xmlns:aink="http://schemas.microsoft.com/office/drawing/2016/ink" xmlns:am3d="http://schemas.microsoft.com/office/drawing/2017/model3d" xmlns:o="urn:schemas-microsoft-com:office:office" xmlns:oel="http://schemas.microsoft.com/office/2019/extlst" xmlns:r="http://schemas.openxmlformats.org/officeDocument/2006/relationships" xmlns:m="http://schemas.openxmlformats.org/officeDocument/2006/math" xmlns:v="urn:schemas-microsoft-com:vml" xmlns:wp14="http://schemas.microsoft.com/office/word/2010/wordprocessingDrawing" xmlns:wp="http://schemas.openxmlformats.org/drawingml/2006/wordprocessingDrawing" xmlns:w10="urn:schemas-microsoft-com:office:word" xmlns:w="http://schemas.openxmlformats.org/wordprocessingml/2006/main" xmlns:w14="http://schemas.microsoft.com/office/word/2010/wordml" xmlns:w15="http://schemas.microsoft.com/office/word/2012/wordml" xmlns:w16cex="http://schemas.microsoft.com/office/word/2018/wordml/cex" xmlns:w16cid="http://schemas.microsoft.com/office/word/2016/wordml/cid" xmlns:w16="http://schemas.microsoft.com/office/word/2018/wordml" xmlns:w16du="http://schemas.microsoft.com/office/word/2023/wordml/word16du" xmlns:w16sdtdh="http://schemas.microsoft.com/office/word/2020/wordml/sdtdatahash" xmlns:w16sdtfl="http://schemas.microsoft.com/office/word/2024/wordml/sdtformatlock" xmlns:w16se="http://schemas.microsoft.com/office/word/2015/wordml/symex" xmlns:wpg="http://schemas.microsoft.com/office/word/2010/wordprocessingGroup" xmlns:wpi="http://schemas.microsoft.com/office/word/2010/wordprocessingInk" xmlns:wne="http://schemas.microsoft.com/office/word/2006/wordml" xmlns:wps="http://schemas.microsoft.com/office/word/2010/wordprocessingShape" mc:Ignorable="w14 w15 w16se w16cid w16 w16cex w16sdtdh w16sdtfl w16du wp14">
   <w:abstractNum w:abstractNumId="0" w15:restartNumberingAfterBreak="0">
     <w:nsid w:val="4AEE41BA"/>
     <w:multiLevelType w:val="hybridMultilevel"/>
@@ -1057,7 +1148,7 @@
 </file>
 
 <file path=word/styles.xml><?xml version="1.0" encoding="utf-8"?>
-<w:styles xmlns:mc="http://schemas.openxmlformats.org/markup-compatibility/2006" xmlns:r="http://schemas.openxmlformats.org/officeDocument/2006/relationships" xmlns:w="http://schemas.openxmlformats.org/wordprocessingml/2006/main" xmlns:w14="http://schemas.microsoft.com/office/word/2010/wordml" xmlns:w15="http://schemas.microsoft.com/office/word/2012/wordml" xmlns:w16cex="http://schemas.microsoft.com/office/word/2018/wordml/cex" xmlns:w16cid="http://schemas.microsoft.com/office/word/2016/wordml/cid" xmlns:w16="http://schemas.microsoft.com/office/word/2018/wordml" xmlns:w16du="http://schemas.microsoft.com/office/word/2023/wordml/word16du" xmlns:w16sdtdh="http://schemas.microsoft.com/office/word/2020/wordml/sdtdatahash" xmlns:w16se="http://schemas.microsoft.com/office/word/2015/wordml/symex" mc:Ignorable="w14 w15 w16se w16cid w16 w16cex w16sdtdh w16du">
+<w:styles xmlns:mc="http://schemas.openxmlformats.org/markup-compatibility/2006" xmlns:r="http://schemas.openxmlformats.org/officeDocument/2006/relationships" xmlns:w="http://schemas.openxmlformats.org/wordprocessingml/2006/main" xmlns:w14="http://schemas.microsoft.com/office/word/2010/wordml" xmlns:w15="http://schemas.microsoft.com/office/word/2012/wordml" xmlns:w16cex="http://schemas.microsoft.com/office/word/2018/wordml/cex" xmlns:w16cid="http://schemas.microsoft.com/office/word/2016/wordml/cid" xmlns:w16="http://schemas.microsoft.com/office/word/2018/wordml" xmlns:w16du="http://schemas.microsoft.com/office/word/2023/wordml/word16du" xmlns:w16sdtdh="http://schemas.microsoft.com/office/word/2020/wordml/sdtdatahash" xmlns:w16sdtfl="http://schemas.microsoft.com/office/word/2024/wordml/sdtformatlock" xmlns:w16se="http://schemas.microsoft.com/office/word/2015/wordml/symex" mc:Ignorable="w14 w15 w16se w16cid w16 w16cex w16sdtdh w16sdtfl w16du">
   <w:docDefaults>
     <w:rPrDefault>
       <w:rPr>
